--- a/医院模板/文件汇总/1.（打印1份盖章）《院内竞选文件》内容确认表（第xx次）.docx
+++ b/医院模板/文件汇总/1.（打印1份盖章）《院内竞选文件》内容确认表（第xx次）.docx
@@ -12,6 +12,8 @@
           <w:lang w:val="en-US" w:eastAsia="zh-CN"/>
         </w:rPr>
       </w:pPr>
+      <w:bookmarkStart w:id="1" w:name="_GoBack"/>
+      <w:bookmarkEnd w:id="1"/>
       <w:r>
         <w:rPr>
           <w:rFonts w:hint="eastAsia" w:ascii="仿宋" w:hAnsi="仿宋" w:eastAsia="仿宋" w:cs="仿宋"/>
@@ -310,8 +312,18 @@
                 <w:lang w:val="en-US" w:eastAsia="zh-CN" w:bidi="ar-SA"/>
               </w:rPr>
             </w:pPr>
-            <w:bookmarkStart w:id="1" w:name="_GoBack"/>
-            <w:bookmarkEnd w:id="1"/>
+            <w:r>
+              <w:rPr>
+                <w:rFonts w:hint="eastAsia" w:ascii="仿宋" w:hAnsi="仿宋" w:eastAsia="仿宋" w:cs="仿宋"/>
+                <w:color w:val="auto"/>
+                <w:kern w:val="2"/>
+                <w:sz w:val="24"/>
+                <w:szCs w:val="24"/>
+                <w:highlight w:val="none"/>
+                <w:lang w:val="en-US" w:eastAsia="zh-CN" w:bidi="ar-SA"/>
+              </w:rPr>
+              <w:t>/</w:t>
+            </w:r>
           </w:p>
         </w:tc>
         <w:tc>
@@ -736,6 +748,18 @@
                 <w:lang w:val="en-US" w:eastAsia="zh-CN" w:bidi="ar-SA"/>
               </w:rPr>
             </w:pPr>
+            <w:r>
+              <w:rPr>
+                <w:rFonts w:hint="eastAsia" w:ascii="仿宋" w:hAnsi="仿宋" w:eastAsia="仿宋" w:cs="仿宋"/>
+                <w:color w:val="auto"/>
+                <w:kern w:val="2"/>
+                <w:sz w:val="24"/>
+                <w:szCs w:val="24"/>
+                <w:highlight w:val="none"/>
+                <w:lang w:val="en-US" w:eastAsia="zh-CN" w:bidi="ar-SA"/>
+              </w:rPr>
+              <w:t>9bd038cd2e2701d3a2835592b54f5b9281e8513406f44e88e157efc1e2537443</w:t>
+            </w:r>
           </w:p>
         </w:tc>
         <w:tc>
